--- a/lci-akzo-lotte-61463/LCI-2603-fl-corrigendum-signatures.docx
+++ b/lci-akzo-lotte-61463/LCI-2603-fl-corrigendum-signatures.docx
@@ -146,14 +146,14 @@
         </w:tblCellMar>
       </w:tblPr>
       <w:tblGrid>
-        <w:gridCol w:w="7196"/>
-        <w:gridCol w:w="2776"/>
+        <w:gridCol w:w="7195"/>
+        <w:gridCol w:w="2777"/>
       </w:tblGrid>
       <w:tr>
         <w:trPr/>
         <w:tc>
           <w:tcPr>
-            <w:tcW w:w="7196" w:type="dxa"/>
+            <w:tcW w:w="7195" w:type="dxa"/>
             <w:tcBorders/>
           </w:tcPr>
           <w:p>
@@ -169,7 +169,7 @@
         </w:tc>
         <w:tc>
           <w:tcPr>
-            <w:tcW w:w="2776" w:type="dxa"/>
+            <w:tcW w:w="2777" w:type="dxa"/>
             <w:tcBorders/>
           </w:tcPr>
           <w:p>
@@ -413,33 +413,7 @@
           <w:szCs w:val="20"/>
           <w:u w:val="none"/>
         </w:rPr>
-        <w:t xml:space="preserve">Transmission of Shares </w:t>
-      </w:r>
-      <w:r>
-        <w:rPr>
-          <w:b/>
-          <w:bCs/>
-          <w:strike w:val="false"/>
-          <w:dstrike w:val="false"/>
-          <w:color w:val="auto"/>
-          <w:sz w:val="20"/>
-          <w:szCs w:val="20"/>
-          <w:u w:val="none"/>
-        </w:rPr>
-        <w:t xml:space="preserve">and Unclaimed Dividends </w:t>
-      </w:r>
-      <w:r>
-        <w:rPr>
-          <w:b/>
-          <w:bCs/>
-          <w:strike w:val="false"/>
-          <w:dstrike w:val="false"/>
-          <w:color w:val="auto"/>
-          <w:sz w:val="20"/>
-          <w:szCs w:val="20"/>
-          <w:u w:val="none"/>
-        </w:rPr>
-        <w:t xml:space="preserve">of Late Mohammad Ayub Khan against Folio #: </w:t>
+        <w:t xml:space="preserve">Transmission of Shares and Unclaimed Dividends of Late Mohammad Ayub Khan against Folio #: </w:t>
       </w:r>
       <w:r>
         <w:rPr>
@@ -1183,7 +1157,33 @@
           <w:szCs w:val="20"/>
           <w:u w:val="none"/>
         </w:rPr>
-        <w:t>You may proceed as deemed fit to move forward since authentication has been carried out;</w:t>
+        <w:t xml:space="preserve">You may proceed as deemed fit </w:t>
+      </w:r>
+      <w:r>
+        <w:rPr>
+          <w:b w:val="false"/>
+          <w:bCs w:val="false"/>
+          <w:strike w:val="false"/>
+          <w:dstrike w:val="false"/>
+          <w:color w:val="auto"/>
+          <w:sz w:val="20"/>
+          <w:szCs w:val="20"/>
+          <w:u w:val="none"/>
+        </w:rPr>
+        <w:t>write the distinctive numbers with a pen</w:t>
+      </w:r>
+      <w:r>
+        <w:rPr>
+          <w:b w:val="false"/>
+          <w:bCs w:val="false"/>
+          <w:strike w:val="false"/>
+          <w:dstrike w:val="false"/>
+          <w:color w:val="auto"/>
+          <w:sz w:val="20"/>
+          <w:szCs w:val="20"/>
+          <w:u w:val="none"/>
+        </w:rPr>
+        <w:t xml:space="preserve"> to move forward since authentication has been carried out;</w:t>
       </w:r>
     </w:p>
     <w:p>
@@ -1222,59 +1222,7 @@
           <w:szCs w:val="20"/>
           <w:u w:val="none"/>
         </w:rPr>
-        <w:t xml:space="preserve">Complete set of </w:t>
-      </w:r>
-      <w:r>
-        <w:rPr>
-          <w:b w:val="false"/>
-          <w:bCs w:val="false"/>
-          <w:strike w:val="false"/>
-          <w:dstrike w:val="false"/>
-          <w:color w:val="auto"/>
-          <w:sz w:val="20"/>
-          <w:szCs w:val="20"/>
-          <w:u w:val="none"/>
-        </w:rPr>
-        <w:t>Public Notice</w:t>
-      </w:r>
-      <w:r>
-        <w:rPr>
-          <w:b w:val="false"/>
-          <w:bCs w:val="false"/>
-          <w:strike w:val="false"/>
-          <w:dstrike w:val="false"/>
-          <w:color w:val="auto"/>
-          <w:sz w:val="20"/>
-          <w:szCs w:val="20"/>
-          <w:u w:val="none"/>
-        </w:rPr>
-        <w:t xml:space="preserve"> notifying </w:t>
-      </w:r>
-      <w:r>
-        <w:rPr>
-          <w:b w:val="false"/>
-          <w:bCs w:val="false"/>
-          <w:strike w:val="false"/>
-          <w:dstrike w:val="false"/>
-          <w:color w:val="auto"/>
-          <w:sz w:val="20"/>
-          <w:szCs w:val="20"/>
-          <w:u w:val="none"/>
-        </w:rPr>
-        <w:t>the corrigendum</w:t>
-      </w:r>
-      <w:r>
-        <w:rPr>
-          <w:b w:val="false"/>
-          <w:bCs w:val="false"/>
-          <w:strike w:val="false"/>
-          <w:dstrike w:val="false"/>
-          <w:color w:val="auto"/>
-          <w:sz w:val="20"/>
-          <w:szCs w:val="20"/>
-          <w:u w:val="none"/>
-        </w:rPr>
-        <w:t xml:space="preserve"> published in Leading Newspaper:</w:t>
+        <w:t>Complete set of Public Notice notifying the corrigendum published in Leading Newspaper:</w:t>
       </w:r>
     </w:p>
     <w:p>
@@ -1443,7 +1391,7 @@
           <w:szCs w:val="20"/>
           <w:u w:val="none"/>
         </w:rPr>
-        <w:t>April 14, 2026</w:t>
+        <w:t>May 30, 2026</w:t>
       </w:r>
       <w:r>
         <w:rPr>
@@ -1521,7 +1469,7 @@
           <w:szCs w:val="20"/>
           <w:u w:val="none"/>
         </w:rPr>
-        <w:t>4, column number 4, under Ad Guide - Public Notice section</w:t>
+        <w:t>4, column number 2, under Ad Guide</w:t>
       </w:r>
       <w:r>
         <w:rPr>
@@ -1957,92 +1905,6 @@
 
 <file path=word/footer2.xml><?xml version="1.0" encoding="utf-8"?>
 <w:ftr xmlns:o="urn:schemas-microsoft-com:office:office" xmlns:r="http://schemas.openxmlformats.org/officeDocument/2006/relationships" xmlns:v="urn:schemas-microsoft-com:vml" xmlns:w="http://schemas.openxmlformats.org/wordprocessingml/2006/main" xmlns:w10="urn:schemas-microsoft-com:office:word" xmlns:wp="http://schemas.openxmlformats.org/drawingml/2006/wordprocessingDrawing" xmlns:pic="http://schemas.openxmlformats.org/drawingml/2006/picture" xmlns:wps="http://schemas.microsoft.com/office/word/2010/wordprocessingShape" xmlns:wpg="http://schemas.microsoft.com/office/word/2010/wordprocessingGroup" xmlns:mc="http://schemas.openxmlformats.org/markup-compatibility/2006" xmlns:wp14="http://schemas.microsoft.com/office/word/2010/wordprocessingDrawing" xmlns:w14="http://schemas.microsoft.com/office/word/2010/wordml" xmlns:w15="http://schemas.microsoft.com/office/word/2012/wordml" mc:Ignorable="w14 wp14 w15">
-  <w:tbl>
-    <w:tblPr>
-      <w:tblW w:w="9975" w:type="dxa"/>
-      <w:jc w:val="start"/>
-      <w:tblInd w:w="0" w:type="dxa"/>
-      <w:tblLayout w:type="fixed"/>
-      <w:tblCellMar>
-        <w:top w:w="29" w:type="dxa"/>
-        <w:start w:w="29" w:type="dxa"/>
-        <w:bottom w:w="29" w:type="dxa"/>
-        <w:end w:w="29" w:type="dxa"/>
-      </w:tblCellMar>
-    </w:tblPr>
-    <w:tblGrid>
-      <w:gridCol w:w="7860"/>
-      <w:gridCol w:w="2115"/>
-    </w:tblGrid>
-    <w:tr>
-      <w:trPr>
-        <w:trHeight w:val="367" w:hRule="atLeast"/>
-      </w:trPr>
-      <w:tc>
-        <w:tcPr>
-          <w:tcW w:w="7860" w:type="dxa"/>
-          <w:tcBorders/>
-        </w:tcPr>
-        <w:p>
-          <w:pPr>
-            <w:pStyle w:val="Default"/>
-            <w:tabs>
-              <w:tab w:val="clear" w:pos="720"/>
-              <w:tab w:val="left" w:pos="400" w:leader="none"/>
-            </w:tabs>
-            <w:bidi w:val="0"/>
-            <w:jc w:val="end"/>
-            <w:rPr>
-              <w:rFonts w:ascii="Courier New" w:hAnsi="Courier New"/>
-              <w:i w:val="false"/>
-              <w:caps w:val="false"/>
-              <w:smallCaps w:val="false"/>
-              <w:color w:val="auto"/>
-              <w:sz w:val="14"/>
-              <w:szCs w:val="14"/>
-            </w:rPr>
-          </w:pPr>
-          <w:r>
-            <w:rPr>
-              <w:rFonts w:ascii="Courier New" w:hAnsi="Courier New"/>
-              <w:i w:val="false"/>
-              <w:caps w:val="false"/>
-              <w:smallCaps w:val="false"/>
-              <w:color w:val="auto"/>
-              <w:sz w:val="14"/>
-              <w:szCs w:val="14"/>
-            </w:rPr>
-          </w:r>
-        </w:p>
-      </w:tc>
-      <w:tc>
-        <w:tcPr>
-          <w:tcW w:w="2115" w:type="dxa"/>
-          <w:tcBorders/>
-        </w:tcPr>
-        <w:p>
-          <w:pPr>
-            <w:pStyle w:val="TableContents"/>
-            <w:bidi w:val="0"/>
-            <w:ind w:hanging="0" w:start="0"/>
-            <w:jc w:val="end"/>
-            <w:rPr>
-              <w:rFonts w:ascii="Courier New" w:hAnsi="Courier New"/>
-              <w:sz w:val="14"/>
-              <w:szCs w:val="14"/>
-            </w:rPr>
-          </w:pPr>
-          <w:r>
-            <w:rPr>
-              <w:rFonts w:ascii="Courier New" w:hAnsi="Courier New"/>
-              <w:sz w:val="14"/>
-              <w:szCs w:val="14"/>
-            </w:rPr>
-          </w:r>
-        </w:p>
-      </w:tc>
-    </w:tr>
-  </w:tbl>
   <w:p>
     <w:pPr>
       <w:pStyle w:val="Footer"/>
@@ -2059,92 +1921,6 @@
 
 <file path=word/footer3.xml><?xml version="1.0" encoding="utf-8"?>
 <w:ftr xmlns:o="urn:schemas-microsoft-com:office:office" xmlns:r="http://schemas.openxmlformats.org/officeDocument/2006/relationships" xmlns:v="urn:schemas-microsoft-com:vml" xmlns:w="http://schemas.openxmlformats.org/wordprocessingml/2006/main" xmlns:w10="urn:schemas-microsoft-com:office:word" xmlns:wp="http://schemas.openxmlformats.org/drawingml/2006/wordprocessingDrawing" xmlns:pic="http://schemas.openxmlformats.org/drawingml/2006/picture" xmlns:wps="http://schemas.microsoft.com/office/word/2010/wordprocessingShape" xmlns:wpg="http://schemas.microsoft.com/office/word/2010/wordprocessingGroup" xmlns:mc="http://schemas.openxmlformats.org/markup-compatibility/2006" xmlns:wp14="http://schemas.microsoft.com/office/word/2010/wordprocessingDrawing" xmlns:w14="http://schemas.microsoft.com/office/word/2010/wordml" xmlns:w15="http://schemas.microsoft.com/office/word/2012/wordml" mc:Ignorable="w14 wp14 w15">
-  <w:tbl>
-    <w:tblPr>
-      <w:tblW w:w="9975" w:type="dxa"/>
-      <w:jc w:val="start"/>
-      <w:tblInd w:w="0" w:type="dxa"/>
-      <w:tblLayout w:type="fixed"/>
-      <w:tblCellMar>
-        <w:top w:w="29" w:type="dxa"/>
-        <w:start w:w="29" w:type="dxa"/>
-        <w:bottom w:w="29" w:type="dxa"/>
-        <w:end w:w="29" w:type="dxa"/>
-      </w:tblCellMar>
-    </w:tblPr>
-    <w:tblGrid>
-      <w:gridCol w:w="7860"/>
-      <w:gridCol w:w="2115"/>
-    </w:tblGrid>
-    <w:tr>
-      <w:trPr>
-        <w:trHeight w:val="367" w:hRule="atLeast"/>
-      </w:trPr>
-      <w:tc>
-        <w:tcPr>
-          <w:tcW w:w="7860" w:type="dxa"/>
-          <w:tcBorders/>
-        </w:tcPr>
-        <w:p>
-          <w:pPr>
-            <w:pStyle w:val="Default"/>
-            <w:tabs>
-              <w:tab w:val="clear" w:pos="720"/>
-              <w:tab w:val="left" w:pos="400" w:leader="none"/>
-            </w:tabs>
-            <w:bidi w:val="0"/>
-            <w:jc w:val="end"/>
-            <w:rPr>
-              <w:rFonts w:ascii="Courier New" w:hAnsi="Courier New"/>
-              <w:i w:val="false"/>
-              <w:caps w:val="false"/>
-              <w:smallCaps w:val="false"/>
-              <w:color w:val="auto"/>
-              <w:sz w:val="14"/>
-              <w:szCs w:val="14"/>
-            </w:rPr>
-          </w:pPr>
-          <w:r>
-            <w:rPr>
-              <w:rFonts w:ascii="Courier New" w:hAnsi="Courier New"/>
-              <w:i w:val="false"/>
-              <w:caps w:val="false"/>
-              <w:smallCaps w:val="false"/>
-              <w:color w:val="auto"/>
-              <w:sz w:val="14"/>
-              <w:szCs w:val="14"/>
-            </w:rPr>
-          </w:r>
-        </w:p>
-      </w:tc>
-      <w:tc>
-        <w:tcPr>
-          <w:tcW w:w="2115" w:type="dxa"/>
-          <w:tcBorders/>
-        </w:tcPr>
-        <w:p>
-          <w:pPr>
-            <w:pStyle w:val="TableContents"/>
-            <w:bidi w:val="0"/>
-            <w:ind w:hanging="0" w:start="0"/>
-            <w:jc w:val="end"/>
-            <w:rPr>
-              <w:rFonts w:ascii="Courier New" w:hAnsi="Courier New"/>
-              <w:sz w:val="14"/>
-              <w:szCs w:val="14"/>
-            </w:rPr>
-          </w:pPr>
-          <w:r>
-            <w:rPr>
-              <w:rFonts w:ascii="Courier New" w:hAnsi="Courier New"/>
-              <w:sz w:val="14"/>
-              <w:szCs w:val="14"/>
-            </w:rPr>
-          </w:r>
-        </w:p>
-      </w:tc>
-    </w:tr>
-  </w:tbl>
   <w:p>
     <w:pPr>
       <w:pStyle w:val="Footer"/>
@@ -2856,7 +2632,7 @@
     <w:pPr>
       <w:widowControl/>
       <w:suppressAutoHyphens w:val="true"/>
-      <w:overflowPunct w:val="false"/>
+      <w:overflowPunct w:val="true"/>
       <w:bidi w:val="0"/>
       <w:snapToGrid w:val="false"/>
       <w:spacing w:before="0" w:after="0"/>
@@ -2908,8 +2684,8 @@
       <w:bCs/>
     </w:rPr>
   </w:style>
-  <w:style w:type="character" w:styleId="Bulletsuser">
-    <w:name w:val="Bullets (user)"/>
+  <w:style w:type="character" w:styleId="Bullets">
+    <w:name w:val="Bullets"/>
     <w:qFormat/>
     <w:rPr>
       <w:rFonts w:ascii="OpenSymbol" w:hAnsi="OpenSymbol" w:eastAsia="OpenSymbol" w:cs="OpenSymbol"/>
@@ -2931,13 +2707,13 @@
     <w:name w:val="line number"/>
     <w:rPr/>
   </w:style>
-  <w:style w:type="character" w:styleId="FootnoteCharactersuser">
-    <w:name w:val="Footnote Characters (user)"/>
+  <w:style w:type="character" w:styleId="FootnoteCharacters">
+    <w:name w:val="Footnote Characters"/>
     <w:qFormat/>
     <w:rPr/>
   </w:style>
-  <w:style w:type="character" w:styleId="EndnoteCharactersuser">
-    <w:name w:val="Endnote Characters (user)"/>
+  <w:style w:type="character" w:styleId="EndnoteCharacters">
+    <w:name w:val="Endnote Characters"/>
     <w:qFormat/>
     <w:rPr/>
   </w:style>
@@ -3026,7 +2802,7 @@
     <w:pPr>
       <w:widowControl/>
       <w:suppressAutoHyphens w:val="true"/>
-      <w:overflowPunct w:val="false"/>
+      <w:overflowPunct w:val="true"/>
       <w:bidi w:val="0"/>
       <w:spacing w:before="0" w:after="0"/>
       <w:jc w:val="start"/>
